--- a/Dean Finkelstein - Resume.docx
+++ b/Dean Finkelstein - Resume.docx
@@ -27,7 +27,7 @@
           <w:rFonts w:ascii="Calibri" w:cs="Calibri" w:eastAsia="Calibri" w:hAnsi="Calibri"/>
           <w:b/>
           <w:bCs/>
-          <w:color w:val="E69138"/>
+          <w:color w:val="9A5A12"/>
           <w:sz w:val="22"/>
           <w:szCs w:val="22"/>
         </w:rPr>
@@ -45,7 +45,7 @@
           <w:sz w:val="20"/>
           <w:szCs w:val="20"/>
         </w:rPr>
-        <w:t xml:space="preserve">Matamoras, PA  ·  finkelstein.dean@gmail.com  ·  linkedin.com/in/deanfinkelstein</w:t>
+        <w:t xml:space="preserve">Matamoras, PA  ·  finkelstein.dean@gmail.com  ·  linkedin.com/in/deanfinkelstein  ·  deanfinkelstein.github.io/resume</w:t>
       </w:r>
     </w:p>
     <w:p>

--- a/Dean Finkelstein - Resume.docx
+++ b/Dean Finkelstein - Resume.docx
@@ -64,7 +64,7 @@
           <w:sz w:val="20"/>
           <w:szCs w:val="20"/>
         </w:rPr>
-        <w:t xml:space="preserve">Availability: remote, part-time roles only. Freelance engagements welcome.</w:t>
+        <w:t xml:space="preserve">Availability: remote part-time, 20 to 30 hours a week, W2 or 1099, can start now. Evenings and weekends ET; daytime calls by appointment.</w:t>
       </w:r>
     </w:p>
     <w:p>
@@ -99,7 +99,7 @@
           <w:sz w:val="20"/>
           <w:szCs w:val="20"/>
         </w:rPr>
-        <w:t xml:space="preserve">Salesforce consultant and team lead with five years at a Salesforce consulting partner and seven years before that in sales management and CRM administration. Leads a 13-client managed-services book at Cirrius Solutions: 80% renewal rate in H1 2026, top project-success score on the team, and one of nine delivery leads named on the entry that won Cirrius the 2027 Salesforce Partner of the Year for Customer Value. Builds AI tooling for his own operation and for clients, from a Claude Code operations agent to an AI security briefing now reused company-wide. Makes complex technical work simple for the people who depend on it, and still carries hands-on delivery as a lead.</w:t>
+        <w:t xml:space="preserve">Salesforce consultant and team lead with five years at a Salesforce consulting partner and seven years before that in sales management and CRM administration. Leads a 13-client managed-services book at Cirrius Solutions: 80% renewal rate in H1 2026 (8 of 10 renewals due), the highest client survey (CSAT) score on the team, and one of nine delivery leads named on the entry that won Cirrius the 2027 Salesforce Partner of the Year for Customer Value. Builds AI tooling for his own operation and for clients, from a Claude Code operations agent to an AI security briefing now reused company-wide. Makes complex technical work simple for the people who depend on it, and still carries hands-on delivery as a lead.</w:t>
       </w:r>
     </w:p>
     <w:p>
@@ -140,7 +140,7 @@
           <w:sz w:val="20"/>
           <w:szCs w:val="20"/>
         </w:rPr>
-        <w:t xml:space="preserve">Widest client portfolio on the Managed Services team (13 clients). Renewal rate climbed to 80% in H1 2026. Top project-success score on the team.</w:t>
+        <w:t xml:space="preserve">Widest client portfolio on the Managed Services team (13 clients). 80% renewal rate in H1 2026 (8 of 10 renewals due). Highest client survey (CSAT) score on the team.</w:t>
       </w:r>
     </w:p>
     <w:p>
@@ -220,7 +220,7 @@
           <w:sz w:val="20"/>
           <w:szCs w:val="20"/>
         </w:rPr>
-        <w:t xml:space="preserve">Led a Field Service rollout that leadership called “a resounding success” and shipped a sales team’s KPI dashboard in CRM Analytics to their Sales homepage.</w:t>
+        <w:t xml:space="preserve">Led a Field Service rollout that leadership praised as a clear success, and shipped a sales team’s KPI dashboard in CRM Analytics to their Sales homepage.</w:t>
       </w:r>
     </w:p>
     <w:p>
@@ -257,16 +257,16 @@
           <w:sz w:val="20"/>
           <w:szCs w:val="20"/>
         </w:rPr>
-        <w:t xml:space="preserve">Salesforce: </w:t>
-      </w:r>
-      <w:r>
-        <w:rPr>
-          <w:rFonts w:ascii="Calibri" w:cs="Calibri" w:eastAsia="Calibri" w:hAnsi="Calibri"/>
-          <w:color w:val="1F2328"/>
-          <w:sz w:val="20"/>
-          <w:szCs w:val="20"/>
-        </w:rPr>
-        <w:t xml:space="preserve">Sales Cloud, Service Cloud, Field Service, Experience Cloud, Data Cloud, Health Cloud, Platform App Builder, Lightning, permission sets and persona models, sandbox strategy, Production deployments and smoke testing, Salesforce Maps</w:t>
+        <w:t xml:space="preserve">Administration and development: </w:t>
+      </w:r>
+      <w:r>
+        <w:rPr>
+          <w:rFonts w:ascii="Calibri" w:cs="Calibri" w:eastAsia="Calibri" w:hAnsi="Calibri"/>
+          <w:color w:val="1F2328"/>
+          <w:sz w:val="20"/>
+          <w:szCs w:val="20"/>
+        </w:rPr>
+        <w:t xml:space="preserve">Flow, validation rules and formulas, users, profiles, roles, permission sets and sharing, Data Loader, sandbox strategy, change sets, Production deployments; Apex, SOQL, Lightning Web Components (LWC), SFDX, Git</w:t>
       </w:r>
     </w:p>
     <w:p>
@@ -282,6 +282,31 @@
           <w:sz w:val="20"/>
           <w:szCs w:val="20"/>
         </w:rPr>
+        <w:t xml:space="preserve">Clouds: </w:t>
+      </w:r>
+      <w:r>
+        <w:rPr>
+          <w:rFonts w:ascii="Calibri" w:cs="Calibri" w:eastAsia="Calibri" w:hAnsi="Calibri"/>
+          <w:color w:val="1F2328"/>
+          <w:sz w:val="20"/>
+          <w:szCs w:val="20"/>
+        </w:rPr>
+        <w:t xml:space="preserve">Sales Cloud, Service Cloud, Experience Cloud, Health Cloud, Field Service, Salesforce Maps; Data Cloud (Data 360): setup, data streams and model, identity resolution, segments and activations</w:t>
+      </w:r>
+    </w:p>
+    <w:p>
+      <w:pPr>
+        <w:spacing w:after="20" w:line="252"/>
+      </w:pPr>
+      <w:r>
+        <w:rPr>
+          <w:rFonts w:ascii="Calibri" w:cs="Calibri" w:eastAsia="Calibri" w:hAnsi="Calibri"/>
+          <w:b/>
+          <w:bCs/>
+          <w:color w:val="1F2328"/>
+          <w:sz w:val="20"/>
+          <w:szCs w:val="20"/>
+        </w:rPr>
         <w:t xml:space="preserve">Analytics: </w:t>
       </w:r>
       <w:r>
@@ -316,7 +341,7 @@
           <w:sz w:val="20"/>
           <w:szCs w:val="20"/>
         </w:rPr>
-        <w:t xml:space="preserve">DocuSign CLM, carrier API diagnosis and remediation, SOAP Login Retirement analysis, Zapier, Salesmate, Delphi CRM</w:t>
+        <w:t xml:space="preserve">DocuSign CLM, RingCentral, CallRail, carrier API remediation, SOAP Login Retirement analysis, Zapier, Salesmate, Delphi CRM</w:t>
       </w:r>
     </w:p>
     <w:p>
@@ -341,7 +366,7 @@
           <w:sz w:val="20"/>
           <w:szCs w:val="20"/>
         </w:rPr>
-        <w:t xml:space="preserve">Claude Code, MCP, Agentforce, Obsidian, VS Code, AI security briefings (OAuth, data retention, licensing), SharinPix “Work with AI”</w:t>
+        <w:t xml:space="preserve">Claude Code, MCP, Obsidian, SharinPix “Work with AI”, AI security briefings. Einstein for clients: Activity Capture, Lead and Opportunity Scoring, bots, Conversation Insights. Agentforce (Agent Script, Prompt Builder, Apex actions): practice builds, not yet for clients</w:t>
       </w:r>
     </w:p>
     <w:p>
@@ -366,7 +391,7 @@
           <w:sz w:val="20"/>
           <w:szCs w:val="20"/>
         </w:rPr>
-        <w:t xml:space="preserve">Managed services, SOW renewals, UAT coordination, End of Month reviews, pre-sales support, team leadership, ClickUp</w:t>
+        <w:t xml:space="preserve">Managed services, SOW renewals, UAT coordination, End of Month reviews, pre-sales support, team leadership</w:t>
       </w:r>
     </w:p>
     <w:p>
@@ -642,7 +667,7 @@
           <w:sz w:val="20"/>
           <w:szCs w:val="20"/>
         </w:rPr>
-        <w:t xml:space="preserve">Featured guest on the Cirrius podcast episode on Salesforce security (Apr 2026). H1 2026 review: “one of the most trusted and high-impact leaders we have.”</w:t>
+        <w:t xml:space="preserve">Featured guest on the Cirrius podcast episode on Salesforce security (Apr 2026). Rated among the firm’s most trusted, high-impact leaders in the mid-year review.</w:t>
       </w:r>
     </w:p>
     <w:p>
@@ -1002,7 +1027,7 @@
           <w:sz w:val="20"/>
           <w:szCs w:val="20"/>
         </w:rPr>
-        <w:t xml:space="preserve">Salesforce Certified AI Specialist (Oct 2024)  ·  Salesforce Certified Data Cloud Consultant (Sep 2024)  ·  Salesforce Certified Experience Cloud Consultant (Aug 2023)  ·  Salesforce Field Service Consultant (Feb 2023)  ·  Salesforce Certified Sales Cloud Consultant (Jul 2022)  ·  Salesforce Certified Service Cloud Consultant (Apr 2022)  ·  Salesforce Certified Platform App Builder Certification (Oct 2021)  ·  Salesforce Certified Administrator (SCA) (Feb 2021)</w:t>
+        <w:t xml:space="preserve">Salesforce Certified Agentforce Specialist (formerly AI Specialist) (Oct 2024)  ·  Salesforce Certified Data 360 Consultant (formerly Data Cloud Consultant) (Sep 2024)  ·  Salesforce Certified Experience Cloud Consultant (Aug 2023)  ·  Salesforce Certified Agentforce Field Service and Operations Consultant (formerly Field Service Consultant) (Feb 2023)  ·  Salesforce Certified Agentforce Sales Consultant (formerly Sales Cloud Consultant) (Jul 2022)  ·  Salesforce Certified Agentforce Service Consultant (formerly Service Cloud Consultant) (Apr 2022)  ·  Salesforce Certified Platform App Builder (Oct 2021)  ·  Salesforce Certified Platform Administrator (formerly Administrator) (Feb 2021)</w:t>
       </w:r>
     </w:p>
     <w:p>
@@ -1016,7 +1041,7 @@
           <w:sz w:val="20"/>
           <w:szCs w:val="20"/>
         </w:rPr>
-        <w:t xml:space="preserve">Trailhead Ranger; seven Trailhead superbadges (2021). In progress: Anthropic and OpenAI certification track.</w:t>
+        <w:t xml:space="preserve">All eight current. Trailhead Ranger; seven Trailhead superbadges (2021). In progress: Anthropic and OpenAI certification track.</w:t>
       </w:r>
     </w:p>
     <w:p>
